--- a/лабораторные/ЛР17 Массивы/ЛР17 Массивы.docx
+++ b/лабораторные/ЛР17 Массивы/ЛР17 Массивы.docx
@@ -497,199 +497,61 @@
     <w:p>
       <w:pPr>
         <w:keepNext/>
-        <w:pBdr>
-          <w:top w:val="single" w:color="A9C4A0" w:sz="4" w:space="4"/>
-          <w:left w:val="single" w:color="A9C4A0" w:sz="4" w:space="4"/>
-          <w:bottom w:val="single" w:color="A9C4A0" w:sz="4" w:space="4"/>
-          <w:right w:val="single" w:color="A9C4A0" w:sz="4" w:space="4"/>
-        </w:pBdr>
-        <w:shd w:fill="F1F7EE" w:color="auto" w:val="clear"/>
-        <w:spacing w:after="0" w:before="60" w:line="240"/>
-        <w:ind w:left="113" w:right="113"/>
-      </w:pPr>
-      <w:r>
-        <w:rPr>
-          <w:rFonts w:ascii="Courier New" w:cs="Courier New" w:eastAsia="Courier New" w:hAnsi="Courier New"/>
-          <w:sz w:val="16"/>
-          <w:szCs w:val="16"/>
-        </w:rPr>
-        <w:t xml:space="preserve">info: Weekly temperatures:</w:t>
-      </w:r>
-    </w:p>
-    <w:p>
-      <w:pPr>
-        <w:keepNext/>
-        <w:pBdr>
-          <w:top w:val="single" w:color="A9C4A0" w:sz="4" w:space="4"/>
-          <w:left w:val="single" w:color="A9C4A0" w:sz="4" w:space="4"/>
-          <w:bottom w:val="single" w:color="A9C4A0" w:sz="4" w:space="4"/>
-          <w:right w:val="single" w:color="A9C4A0" w:sz="4" w:space="4"/>
-        </w:pBdr>
-        <w:shd w:fill="F1F7EE" w:color="auto" w:val="clear"/>
-        <w:spacing w:after="0" w:before="0" w:line="240"/>
-        <w:ind w:left="113" w:right="113"/>
-      </w:pPr>
-      <w:r>
-        <w:rPr>
-          <w:rFonts w:ascii="Courier New" w:cs="Courier New" w:eastAsia="Courier New" w:hAnsi="Courier New"/>
-          <w:sz w:val="16"/>
-          <w:szCs w:val="16"/>
-        </w:rPr>
-        <w:t xml:space="preserve">info: Day 0 = 22</w:t>
-      </w:r>
-    </w:p>
-    <w:p>
-      <w:pPr>
-        <w:keepNext/>
-        <w:pBdr>
-          <w:top w:val="single" w:color="A9C4A0" w:sz="4" w:space="4"/>
-          <w:left w:val="single" w:color="A9C4A0" w:sz="4" w:space="4"/>
-          <w:bottom w:val="single" w:color="A9C4A0" w:sz="4" w:space="4"/>
-          <w:right w:val="single" w:color="A9C4A0" w:sz="4" w:space="4"/>
-        </w:pBdr>
-        <w:shd w:fill="F1F7EE" w:color="auto" w:val="clear"/>
-        <w:spacing w:after="0" w:before="0" w:line="240"/>
-        <w:ind w:left="113" w:right="113"/>
-      </w:pPr>
-      <w:r>
-        <w:rPr>
-          <w:rFonts w:ascii="Courier New" w:cs="Courier New" w:eastAsia="Courier New" w:hAnsi="Courier New"/>
-          <w:sz w:val="16"/>
-          <w:szCs w:val="16"/>
-        </w:rPr>
-        <w:t xml:space="preserve">info: Day 1 = 24</w:t>
-      </w:r>
-    </w:p>
-    <w:p>
-      <w:pPr>
-        <w:keepNext/>
-        <w:pBdr>
-          <w:top w:val="single" w:color="A9C4A0" w:sz="4" w:space="4"/>
-          <w:left w:val="single" w:color="A9C4A0" w:sz="4" w:space="4"/>
-          <w:bottom w:val="single" w:color="A9C4A0" w:sz="4" w:space="4"/>
-          <w:right w:val="single" w:color="A9C4A0" w:sz="4" w:space="4"/>
-        </w:pBdr>
-        <w:shd w:fill="F1F7EE" w:color="auto" w:val="clear"/>
-        <w:spacing w:after="0" w:before="0" w:line="240"/>
-        <w:ind w:left="113" w:right="113"/>
-      </w:pPr>
-      <w:r>
-        <w:rPr>
-          <w:rFonts w:ascii="Courier New" w:cs="Courier New" w:eastAsia="Courier New" w:hAnsi="Courier New"/>
-          <w:sz w:val="16"/>
-          <w:szCs w:val="16"/>
-        </w:rPr>
-        <w:t xml:space="preserve">info: Day 2 = 21</w:t>
-      </w:r>
-    </w:p>
-    <w:p>
-      <w:pPr>
-        <w:keepNext/>
-        <w:pBdr>
-          <w:top w:val="single" w:color="A9C4A0" w:sz="4" w:space="4"/>
-          <w:left w:val="single" w:color="A9C4A0" w:sz="4" w:space="4"/>
-          <w:bottom w:val="single" w:color="A9C4A0" w:sz="4" w:space="4"/>
-          <w:right w:val="single" w:color="A9C4A0" w:sz="4" w:space="4"/>
-        </w:pBdr>
-        <w:shd w:fill="F1F7EE" w:color="auto" w:val="clear"/>
-        <w:spacing w:after="0" w:before="0" w:line="240"/>
-        <w:ind w:left="113" w:right="113"/>
-      </w:pPr>
-      <w:r>
-        <w:rPr>
-          <w:rFonts w:ascii="Courier New" w:cs="Courier New" w:eastAsia="Courier New" w:hAnsi="Courier New"/>
-          <w:sz w:val="16"/>
-          <w:szCs w:val="16"/>
-        </w:rPr>
-        <w:t xml:space="preserve">info: Day 3 = 23</w:t>
-      </w:r>
-    </w:p>
-    <w:p>
-      <w:pPr>
-        <w:keepNext/>
-        <w:pBdr>
-          <w:top w:val="single" w:color="A9C4A0" w:sz="4" w:space="4"/>
-          <w:left w:val="single" w:color="A9C4A0" w:sz="4" w:space="4"/>
-          <w:bottom w:val="single" w:color="A9C4A0" w:sz="4" w:space="4"/>
-          <w:right w:val="single" w:color="A9C4A0" w:sz="4" w:space="4"/>
-        </w:pBdr>
-        <w:shd w:fill="F1F7EE" w:color="auto" w:val="clear"/>
-        <w:spacing w:after="0" w:before="0" w:line="240"/>
-        <w:ind w:left="113" w:right="113"/>
-      </w:pPr>
-      <w:r>
-        <w:rPr>
-          <w:rFonts w:ascii="Courier New" w:cs="Courier New" w:eastAsia="Courier New" w:hAnsi="Courier New"/>
-          <w:sz w:val="16"/>
-          <w:szCs w:val="16"/>
-        </w:rPr>
-        <w:t xml:space="preserve">info: Day 4 = 25</w:t>
-      </w:r>
-    </w:p>
-    <w:p>
-      <w:pPr>
-        <w:keepNext/>
-        <w:pBdr>
-          <w:top w:val="single" w:color="A9C4A0" w:sz="4" w:space="4"/>
-          <w:left w:val="single" w:color="A9C4A0" w:sz="4" w:space="4"/>
-          <w:bottom w:val="single" w:color="A9C4A0" w:sz="4" w:space="4"/>
-          <w:right w:val="single" w:color="A9C4A0" w:sz="4" w:space="4"/>
-        </w:pBdr>
-        <w:shd w:fill="F1F7EE" w:color="auto" w:val="clear"/>
-        <w:spacing w:after="0" w:before="0" w:line="240"/>
-        <w:ind w:left="113" w:right="113"/>
-      </w:pPr>
-      <w:r>
-        <w:rPr>
-          <w:rFonts w:ascii="Courier New" w:cs="Courier New" w:eastAsia="Courier New" w:hAnsi="Courier New"/>
-          <w:sz w:val="16"/>
-          <w:szCs w:val="16"/>
-        </w:rPr>
-        <w:t xml:space="preserve">info: Day 5 = 22</w:t>
-      </w:r>
-    </w:p>
-    <w:p>
-      <w:pPr>
-        <w:keepNext/>
-        <w:pBdr>
-          <w:top w:val="single" w:color="A9C4A0" w:sz="4" w:space="4"/>
-          <w:left w:val="single" w:color="A9C4A0" w:sz="4" w:space="4"/>
-          <w:bottom w:val="single" w:color="A9C4A0" w:sz="4" w:space="4"/>
-          <w:right w:val="single" w:color="A9C4A0" w:sz="4" w:space="4"/>
-        </w:pBdr>
-        <w:shd w:fill="F1F7EE" w:color="auto" w:val="clear"/>
-        <w:spacing w:after="0" w:before="0" w:line="240"/>
-        <w:ind w:left="113" w:right="113"/>
-      </w:pPr>
-      <w:r>
-        <w:rPr>
-          <w:rFonts w:ascii="Courier New" w:cs="Courier New" w:eastAsia="Courier New" w:hAnsi="Courier New"/>
-          <w:sz w:val="16"/>
-          <w:szCs w:val="16"/>
-        </w:rPr>
-        <w:t xml:space="preserve">info: Day 6 = 24</w:t>
-      </w:r>
-    </w:p>
-    <w:p>
-      <w:pPr>
-        <w:keepNext w:val="false"/>
-        <w:pBdr>
-          <w:top w:val="single" w:color="A9C4A0" w:sz="4" w:space="4"/>
-          <w:left w:val="single" w:color="A9C4A0" w:sz="4" w:space="4"/>
-          <w:bottom w:val="single" w:color="A9C4A0" w:sz="4" w:space="4"/>
-          <w:right w:val="single" w:color="A9C4A0" w:sz="4" w:space="4"/>
-        </w:pBdr>
-        <w:shd w:fill="F1F7EE" w:color="auto" w:val="clear"/>
-        <w:spacing w:after="160" w:before="0" w:line="240"/>
-        <w:ind w:left="113" w:right="113"/>
-      </w:pPr>
-      <w:r>
-        <w:rPr>
-          <w:rFonts w:ascii="Courier New" w:cs="Courier New" w:eastAsia="Courier New" w:hAnsi="Courier New"/>
-          <w:sz w:val="16"/>
-          <w:szCs w:val="16"/>
-        </w:rPr>
-        <w:t xml:space="preserve">info: Average temperature = 23.0</w:t>
+        <w:spacing w:before="120" w:line="240" w:lineRule="auto"/>
+        <w:jc w:val="center"/>
+      </w:pPr>
+      <w:r>
+        <w:drawing>
+          <wp:inline distT="0" distB="0" distL="0" distR="0">
+            <wp:extent cx="4876800" cy="1781175"/>
+            <wp:effectExtent t="0" r="0" b="0" l="0"/>
+            <wp:docPr id="1" name="" descr="" title=""/>
+            <wp:cNvGraphicFramePr>
+              <a:graphicFrameLocks xmlns:a="http://schemas.openxmlformats.org/drawingml/2006/main" noChangeAspect="1"/>
+            </wp:cNvGraphicFramePr>
+            <a:graphic xmlns:a="http://schemas.openxmlformats.org/drawingml/2006/main">
+              <a:graphicData uri="http://schemas.openxmlformats.org/drawingml/2006/picture">
+                <pic:pic xmlns:pic="http://schemas.openxmlformats.org/drawingml/2006/picture">
+                  <pic:nvPicPr>
+                    <pic:cNvPr id="0" name="" descr=""/>
+                    <pic:cNvPicPr>
+                      <a:picLocks noChangeAspect="1" noChangeArrowheads="1"/>
+                    </pic:cNvPicPr>
+                  </pic:nvPicPr>
+                  <pic:blipFill>
+                    <a:blip r:embed="rId8" cstate="none"/>
+                    <a:srcRect/>
+                    <a:stretch>
+                      <a:fillRect/>
+                    </a:stretch>
+                  </pic:blipFill>
+                  <pic:spPr bwMode="auto">
+                    <a:xfrm>
+                      <a:off x="0" y="0"/>
+                      <a:ext cx="4876800" cy="1781175"/>
+                    </a:xfrm>
+                    <a:prstGeom prst="rect">
+                      <a:avLst/>
+                    </a:prstGeom>
+                  </pic:spPr>
+                </pic:pic>
+              </a:graphicData>
+            </a:graphic>
+          </wp:inline>
+        </w:drawing>
+      </w:r>
+    </w:p>
+    <w:p>
+      <w:pPr>
+        <w:spacing w:after="200" w:before="60"/>
+        <w:jc w:val="center"/>
+      </w:pPr>
+      <w:r>
+        <w:rPr>
+          <w:sz w:val="24"/>
+          <w:szCs w:val="24"/>
+        </w:rPr>
+        <w:t xml:space="preserve">Рисунок 1 — вывод Temperature Logger в Logcat</w:t>
       </w:r>
     </w:p>
     <w:p>
@@ -1030,1102 +892,62 @@
     </w:p>
     <w:p>
       <w:pPr>
-        <w:keepNext w:val="false"/>
-        <w:pBdr>
-          <w:top w:val="single" w:color="A9C4A0" w:sz="4" w:space="4"/>
-          <w:left w:val="single" w:color="A9C4A0" w:sz="4" w:space="4"/>
-          <w:bottom w:val="single" w:color="A9C4A0" w:sz="4" w:space="4"/>
-          <w:right w:val="single" w:color="A9C4A0" w:sz="4" w:space="4"/>
-        </w:pBdr>
-        <w:shd w:fill="F1F7EE" w:color="auto" w:val="clear"/>
-        <w:spacing w:after="0" w:before="60" w:line="240"/>
-        <w:ind w:left="113" w:right="113"/>
-      </w:pPr>
-      <w:r>
-        <w:rPr>
-          <w:rFonts w:ascii="Courier New" w:cs="Courier New" w:eastAsia="Courier New" w:hAnsi="Courier New"/>
-          <w:sz w:val="16"/>
-          <w:szCs w:val="16"/>
-        </w:rPr>
-        <w:t xml:space="preserve">info: Student 0 = 5</w:t>
-      </w:r>
-    </w:p>
-    <w:p>
-      <w:pPr>
-        <w:keepNext w:val="false"/>
-        <w:pBdr>
-          <w:top w:val="single" w:color="A9C4A0" w:sz="4" w:space="4"/>
-          <w:left w:val="single" w:color="A9C4A0" w:sz="4" w:space="4"/>
-          <w:bottom w:val="single" w:color="A9C4A0" w:sz="4" w:space="4"/>
-          <w:right w:val="single" w:color="A9C4A0" w:sz="4" w:space="4"/>
-        </w:pBdr>
-        <w:shd w:fill="F1F7EE" w:color="auto" w:val="clear"/>
-        <w:spacing w:after="0" w:before="0" w:line="240"/>
-        <w:ind w:left="113" w:right="113"/>
-      </w:pPr>
-      <w:r>
-        <w:rPr>
-          <w:rFonts w:ascii="Courier New" w:cs="Courier New" w:eastAsia="Courier New" w:hAnsi="Courier New"/>
-          <w:sz w:val="16"/>
-          <w:szCs w:val="16"/>
-        </w:rPr>
-        <w:t xml:space="preserve">info: Student 1 = 5</w:t>
-      </w:r>
-    </w:p>
-    <w:p>
-      <w:pPr>
-        <w:keepNext w:val="false"/>
-        <w:pBdr>
-          <w:top w:val="single" w:color="A9C4A0" w:sz="4" w:space="4"/>
-          <w:left w:val="single" w:color="A9C4A0" w:sz="4" w:space="4"/>
-          <w:bottom w:val="single" w:color="A9C4A0" w:sz="4" w:space="4"/>
-          <w:right w:val="single" w:color="A9C4A0" w:sz="4" w:space="4"/>
-        </w:pBdr>
-        <w:shd w:fill="F1F7EE" w:color="auto" w:val="clear"/>
-        <w:spacing w:after="0" w:before="0" w:line="240"/>
-        <w:ind w:left="113" w:right="113"/>
-      </w:pPr>
-      <w:r>
-        <w:rPr>
-          <w:rFonts w:ascii="Courier New" w:cs="Courier New" w:eastAsia="Courier New" w:hAnsi="Courier New"/>
-          <w:sz w:val="16"/>
-          <w:szCs w:val="16"/>
-        </w:rPr>
-        <w:t xml:space="preserve">info: Student 2 = 3</w:t>
-      </w:r>
-    </w:p>
-    <w:p>
-      <w:pPr>
-        <w:keepNext w:val="false"/>
-        <w:pBdr>
-          <w:top w:val="single" w:color="A9C4A0" w:sz="4" w:space="4"/>
-          <w:left w:val="single" w:color="A9C4A0" w:sz="4" w:space="4"/>
-          <w:bottom w:val="single" w:color="A9C4A0" w:sz="4" w:space="4"/>
-          <w:right w:val="single" w:color="A9C4A0" w:sz="4" w:space="4"/>
-        </w:pBdr>
-        <w:shd w:fill="F1F7EE" w:color="auto" w:val="clear"/>
-        <w:spacing w:after="0" w:before="0" w:line="240"/>
-        <w:ind w:left="113" w:right="113"/>
-      </w:pPr>
-      <w:r>
-        <w:rPr>
-          <w:rFonts w:ascii="Courier New" w:cs="Courier New" w:eastAsia="Courier New" w:hAnsi="Courier New"/>
-          <w:sz w:val="16"/>
-          <w:szCs w:val="16"/>
-        </w:rPr>
-        <w:t xml:space="preserve">info: Student 3 = 3</w:t>
-      </w:r>
-    </w:p>
-    <w:p>
-      <w:pPr>
-        <w:keepNext w:val="false"/>
-        <w:pBdr>
-          <w:top w:val="single" w:color="A9C4A0" w:sz="4" w:space="4"/>
-          <w:left w:val="single" w:color="A9C4A0" w:sz="4" w:space="4"/>
-          <w:bottom w:val="single" w:color="A9C4A0" w:sz="4" w:space="4"/>
-          <w:right w:val="single" w:color="A9C4A0" w:sz="4" w:space="4"/>
-        </w:pBdr>
-        <w:shd w:fill="F1F7EE" w:color="auto" w:val="clear"/>
-        <w:spacing w:after="0" w:before="0" w:line="240"/>
-        <w:ind w:left="113" w:right="113"/>
-      </w:pPr>
-      <w:r>
-        <w:rPr>
-          <w:rFonts w:ascii="Courier New" w:cs="Courier New" w:eastAsia="Courier New" w:hAnsi="Courier New"/>
-          <w:sz w:val="16"/>
-          <w:szCs w:val="16"/>
-        </w:rPr>
-        <w:t xml:space="preserve">info: Student 4 = 1</w:t>
-      </w:r>
-    </w:p>
-    <w:p>
-      <w:pPr>
-        <w:keepNext w:val="false"/>
-        <w:pBdr>
-          <w:top w:val="single" w:color="A9C4A0" w:sz="4" w:space="4"/>
-          <w:left w:val="single" w:color="A9C4A0" w:sz="4" w:space="4"/>
-          <w:bottom w:val="single" w:color="A9C4A0" w:sz="4" w:space="4"/>
-          <w:right w:val="single" w:color="A9C4A0" w:sz="4" w:space="4"/>
-        </w:pBdr>
-        <w:shd w:fill="F1F7EE" w:color="auto" w:val="clear"/>
-        <w:spacing w:after="0" w:before="0" w:line="240"/>
-        <w:ind w:left="113" w:right="113"/>
-      </w:pPr>
-      <w:r>
-        <w:rPr>
-          <w:rFonts w:ascii="Courier New" w:cs="Courier New" w:eastAsia="Courier New" w:hAnsi="Courier New"/>
-          <w:sz w:val="16"/>
-          <w:szCs w:val="16"/>
-        </w:rPr>
-        <w:t xml:space="preserve">info: Student 5 = 1</w:t>
-      </w:r>
-    </w:p>
-    <w:p>
-      <w:pPr>
-        <w:keepNext w:val="false"/>
-        <w:pBdr>
-          <w:top w:val="single" w:color="A9C4A0" w:sz="4" w:space="4"/>
-          <w:left w:val="single" w:color="A9C4A0" w:sz="4" w:space="4"/>
-          <w:bottom w:val="single" w:color="A9C4A0" w:sz="4" w:space="4"/>
-          <w:right w:val="single" w:color="A9C4A0" w:sz="4" w:space="4"/>
-        </w:pBdr>
-        <w:shd w:fill="F1F7EE" w:color="auto" w:val="clear"/>
-        <w:spacing w:after="0" w:before="0" w:line="240"/>
-        <w:ind w:left="113" w:right="113"/>
-      </w:pPr>
-      <w:r>
-        <w:rPr>
-          <w:rFonts w:ascii="Courier New" w:cs="Courier New" w:eastAsia="Courier New" w:hAnsi="Courier New"/>
-          <w:sz w:val="16"/>
-          <w:szCs w:val="16"/>
-        </w:rPr>
-        <w:t xml:space="preserve">info: Student 6 = 3</w:t>
-      </w:r>
-    </w:p>
-    <w:p>
-      <w:pPr>
-        <w:keepNext w:val="false"/>
-        <w:pBdr>
-          <w:top w:val="single" w:color="A9C4A0" w:sz="4" w:space="4"/>
-          <w:left w:val="single" w:color="A9C4A0" w:sz="4" w:space="4"/>
-          <w:bottom w:val="single" w:color="A9C4A0" w:sz="4" w:space="4"/>
-          <w:right w:val="single" w:color="A9C4A0" w:sz="4" w:space="4"/>
-        </w:pBdr>
-        <w:shd w:fill="F1F7EE" w:color="auto" w:val="clear"/>
-        <w:spacing w:after="0" w:before="0" w:line="240"/>
-        <w:ind w:left="113" w:right="113"/>
-      </w:pPr>
-      <w:r>
-        <w:rPr>
-          <w:rFonts w:ascii="Courier New" w:cs="Courier New" w:eastAsia="Courier New" w:hAnsi="Courier New"/>
-          <w:sz w:val="16"/>
-          <w:szCs w:val="16"/>
-        </w:rPr>
-        <w:t xml:space="preserve">info: Student 7 = 1</w:t>
-      </w:r>
-    </w:p>
-    <w:p>
-      <w:pPr>
-        <w:keepNext w:val="false"/>
-        <w:pBdr>
-          <w:top w:val="single" w:color="A9C4A0" w:sz="4" w:space="4"/>
-          <w:left w:val="single" w:color="A9C4A0" w:sz="4" w:space="4"/>
-          <w:bottom w:val="single" w:color="A9C4A0" w:sz="4" w:space="4"/>
-          <w:right w:val="single" w:color="A9C4A0" w:sz="4" w:space="4"/>
-        </w:pBdr>
-        <w:shd w:fill="F1F7EE" w:color="auto" w:val="clear"/>
-        <w:spacing w:after="0" w:before="0" w:line="240"/>
-        <w:ind w:left="113" w:right="113"/>
-      </w:pPr>
-      <w:r>
-        <w:rPr>
-          <w:rFonts w:ascii="Courier New" w:cs="Courier New" w:eastAsia="Courier New" w:hAnsi="Courier New"/>
-          <w:sz w:val="16"/>
-          <w:szCs w:val="16"/>
-        </w:rPr>
-        <w:t xml:space="preserve">info: Student 8 = 5</w:t>
-      </w:r>
-    </w:p>
-    <w:p>
-      <w:pPr>
-        <w:keepNext w:val="false"/>
-        <w:pBdr>
-          <w:top w:val="single" w:color="A9C4A0" w:sz="4" w:space="4"/>
-          <w:left w:val="single" w:color="A9C4A0" w:sz="4" w:space="4"/>
-          <w:bottom w:val="single" w:color="A9C4A0" w:sz="4" w:space="4"/>
-          <w:right w:val="single" w:color="A9C4A0" w:sz="4" w:space="4"/>
-        </w:pBdr>
-        <w:shd w:fill="F1F7EE" w:color="auto" w:val="clear"/>
-        <w:spacing w:after="0" w:before="0" w:line="240"/>
-        <w:ind w:left="113" w:right="113"/>
-      </w:pPr>
-      <w:r>
-        <w:rPr>
-          <w:rFonts w:ascii="Courier New" w:cs="Courier New" w:eastAsia="Courier New" w:hAnsi="Courier New"/>
-          <w:sz w:val="16"/>
-          <w:szCs w:val="16"/>
-        </w:rPr>
-        <w:t xml:space="preserve">info: Student 9 = 2</w:t>
-      </w:r>
-    </w:p>
-    <w:p>
-      <w:pPr>
-        <w:keepNext w:val="false"/>
-        <w:pBdr>
-          <w:top w:val="single" w:color="A9C4A0" w:sz="4" w:space="4"/>
-          <w:left w:val="single" w:color="A9C4A0" w:sz="4" w:space="4"/>
-          <w:bottom w:val="single" w:color="A9C4A0" w:sz="4" w:space="4"/>
-          <w:right w:val="single" w:color="A9C4A0" w:sz="4" w:space="4"/>
-        </w:pBdr>
-        <w:shd w:fill="F1F7EE" w:color="auto" w:val="clear"/>
-        <w:spacing w:after="0" w:before="0" w:line="240"/>
-        <w:ind w:left="113" w:right="113"/>
-      </w:pPr>
-      <w:r>
-        <w:rPr>
-          <w:rFonts w:ascii="Courier New" w:cs="Courier New" w:eastAsia="Courier New" w:hAnsi="Courier New"/>
-          <w:sz w:val="16"/>
-          <w:szCs w:val="16"/>
-        </w:rPr>
-        <w:t xml:space="preserve">info: Student 10 = 5</w:t>
-      </w:r>
-    </w:p>
-    <w:p>
-      <w:pPr>
-        <w:keepNext w:val="false"/>
-        <w:pBdr>
-          <w:top w:val="single" w:color="A9C4A0" w:sz="4" w:space="4"/>
-          <w:left w:val="single" w:color="A9C4A0" w:sz="4" w:space="4"/>
-          <w:bottom w:val="single" w:color="A9C4A0" w:sz="4" w:space="4"/>
-          <w:right w:val="single" w:color="A9C4A0" w:sz="4" w:space="4"/>
-        </w:pBdr>
-        <w:shd w:fill="F1F7EE" w:color="auto" w:val="clear"/>
-        <w:spacing w:after="0" w:before="0" w:line="240"/>
-        <w:ind w:left="113" w:right="113"/>
-      </w:pPr>
-      <w:r>
-        <w:rPr>
-          <w:rFonts w:ascii="Courier New" w:cs="Courier New" w:eastAsia="Courier New" w:hAnsi="Courier New"/>
-          <w:sz w:val="16"/>
-          <w:szCs w:val="16"/>
-        </w:rPr>
-        <w:t xml:space="preserve">info: Student 11 = 4</w:t>
-      </w:r>
-    </w:p>
-    <w:p>
-      <w:pPr>
-        <w:keepNext w:val="false"/>
-        <w:pBdr>
-          <w:top w:val="single" w:color="A9C4A0" w:sz="4" w:space="4"/>
-          <w:left w:val="single" w:color="A9C4A0" w:sz="4" w:space="4"/>
-          <w:bottom w:val="single" w:color="A9C4A0" w:sz="4" w:space="4"/>
-          <w:right w:val="single" w:color="A9C4A0" w:sz="4" w:space="4"/>
-        </w:pBdr>
-        <w:shd w:fill="F1F7EE" w:color="auto" w:val="clear"/>
-        <w:spacing w:after="0" w:before="0" w:line="240"/>
-        <w:ind w:left="113" w:right="113"/>
-      </w:pPr>
-      <w:r>
-        <w:rPr>
-          <w:rFonts w:ascii="Courier New" w:cs="Courier New" w:eastAsia="Courier New" w:hAnsi="Courier New"/>
-          <w:sz w:val="16"/>
-          <w:szCs w:val="16"/>
-        </w:rPr>
-        <w:t xml:space="preserve">info: Student 12 = 1</w:t>
-      </w:r>
-    </w:p>
-    <w:p>
-      <w:pPr>
-        <w:keepNext w:val="false"/>
-        <w:pBdr>
-          <w:top w:val="single" w:color="A9C4A0" w:sz="4" w:space="4"/>
-          <w:left w:val="single" w:color="A9C4A0" w:sz="4" w:space="4"/>
-          <w:bottom w:val="single" w:color="A9C4A0" w:sz="4" w:space="4"/>
-          <w:right w:val="single" w:color="A9C4A0" w:sz="4" w:space="4"/>
-        </w:pBdr>
-        <w:shd w:fill="F1F7EE" w:color="auto" w:val="clear"/>
-        <w:spacing w:after="0" w:before="0" w:line="240"/>
-        <w:ind w:left="113" w:right="113"/>
-      </w:pPr>
-      <w:r>
-        <w:rPr>
-          <w:rFonts w:ascii="Courier New" w:cs="Courier New" w:eastAsia="Courier New" w:hAnsi="Courier New"/>
-          <w:sz w:val="16"/>
-          <w:szCs w:val="16"/>
-        </w:rPr>
-        <w:t xml:space="preserve">info: Student 13 = 1</w:t>
-      </w:r>
-    </w:p>
-    <w:p>
-      <w:pPr>
-        <w:keepNext w:val="false"/>
-        <w:pBdr>
-          <w:top w:val="single" w:color="A9C4A0" w:sz="4" w:space="4"/>
-          <w:left w:val="single" w:color="A9C4A0" w:sz="4" w:space="4"/>
-          <w:bottom w:val="single" w:color="A9C4A0" w:sz="4" w:space="4"/>
-          <w:right w:val="single" w:color="A9C4A0" w:sz="4" w:space="4"/>
-        </w:pBdr>
-        <w:shd w:fill="F1F7EE" w:color="auto" w:val="clear"/>
-        <w:spacing w:after="0" w:before="0" w:line="240"/>
-        <w:ind w:left="113" w:right="113"/>
-      </w:pPr>
-      <w:r>
-        <w:rPr>
-          <w:rFonts w:ascii="Courier New" w:cs="Courier New" w:eastAsia="Courier New" w:hAnsi="Courier New"/>
-          <w:sz w:val="16"/>
-          <w:szCs w:val="16"/>
-        </w:rPr>
-        <w:t xml:space="preserve">info: Student 14 = 2</w:t>
-      </w:r>
-    </w:p>
-    <w:p>
-      <w:pPr>
-        <w:keepNext w:val="false"/>
-        <w:pBdr>
-          <w:top w:val="single" w:color="A9C4A0" w:sz="4" w:space="4"/>
-          <w:left w:val="single" w:color="A9C4A0" w:sz="4" w:space="4"/>
-          <w:bottom w:val="single" w:color="A9C4A0" w:sz="4" w:space="4"/>
-          <w:right w:val="single" w:color="A9C4A0" w:sz="4" w:space="4"/>
-        </w:pBdr>
-        <w:shd w:fill="F1F7EE" w:color="auto" w:val="clear"/>
-        <w:spacing w:after="0" w:before="0" w:line="240"/>
-        <w:ind w:left="113" w:right="113"/>
-      </w:pPr>
-      <w:r>
-        <w:rPr>
-          <w:rFonts w:ascii="Courier New" w:cs="Courier New" w:eastAsia="Courier New" w:hAnsi="Courier New"/>
-          <w:sz w:val="16"/>
-          <w:szCs w:val="16"/>
-        </w:rPr>
-        <w:t xml:space="preserve">info: Student 15 = 1</w:t>
-      </w:r>
-    </w:p>
-    <w:p>
-      <w:pPr>
-        <w:keepNext w:val="false"/>
-        <w:pBdr>
-          <w:top w:val="single" w:color="A9C4A0" w:sz="4" w:space="4"/>
-          <w:left w:val="single" w:color="A9C4A0" w:sz="4" w:space="4"/>
-          <w:bottom w:val="single" w:color="A9C4A0" w:sz="4" w:space="4"/>
-          <w:right w:val="single" w:color="A9C4A0" w:sz="4" w:space="4"/>
-        </w:pBdr>
-        <w:shd w:fill="F1F7EE" w:color="auto" w:val="clear"/>
-        <w:spacing w:after="0" w:before="0" w:line="240"/>
-        <w:ind w:left="113" w:right="113"/>
-      </w:pPr>
-      <w:r>
-        <w:rPr>
-          <w:rFonts w:ascii="Courier New" w:cs="Courier New" w:eastAsia="Courier New" w:hAnsi="Courier New"/>
-          <w:sz w:val="16"/>
-          <w:szCs w:val="16"/>
-        </w:rPr>
-        <w:t xml:space="preserve">info: Student 16 = 5</w:t>
-      </w:r>
-    </w:p>
-    <w:p>
-      <w:pPr>
-        <w:keepNext w:val="false"/>
-        <w:pBdr>
-          <w:top w:val="single" w:color="A9C4A0" w:sz="4" w:space="4"/>
-          <w:left w:val="single" w:color="A9C4A0" w:sz="4" w:space="4"/>
-          <w:bottom w:val="single" w:color="A9C4A0" w:sz="4" w:space="4"/>
-          <w:right w:val="single" w:color="A9C4A0" w:sz="4" w:space="4"/>
-        </w:pBdr>
-        <w:shd w:fill="F1F7EE" w:color="auto" w:val="clear"/>
-        <w:spacing w:after="0" w:before="0" w:line="240"/>
-        <w:ind w:left="113" w:right="113"/>
-      </w:pPr>
-      <w:r>
-        <w:rPr>
-          <w:rFonts w:ascii="Courier New" w:cs="Courier New" w:eastAsia="Courier New" w:hAnsi="Courier New"/>
-          <w:sz w:val="16"/>
-          <w:szCs w:val="16"/>
-        </w:rPr>
-        <w:t xml:space="preserve">info: Student 17 = 3</w:t>
-      </w:r>
-    </w:p>
-    <w:p>
-      <w:pPr>
-        <w:keepNext w:val="false"/>
-        <w:pBdr>
-          <w:top w:val="single" w:color="A9C4A0" w:sz="4" w:space="4"/>
-          <w:left w:val="single" w:color="A9C4A0" w:sz="4" w:space="4"/>
-          <w:bottom w:val="single" w:color="A9C4A0" w:sz="4" w:space="4"/>
-          <w:right w:val="single" w:color="A9C4A0" w:sz="4" w:space="4"/>
-        </w:pBdr>
-        <w:shd w:fill="F1F7EE" w:color="auto" w:val="clear"/>
-        <w:spacing w:after="0" w:before="0" w:line="240"/>
-        <w:ind w:left="113" w:right="113"/>
-      </w:pPr>
-      <w:r>
-        <w:rPr>
-          <w:rFonts w:ascii="Courier New" w:cs="Courier New" w:eastAsia="Courier New" w:hAnsi="Courier New"/>
-          <w:sz w:val="16"/>
-          <w:szCs w:val="16"/>
-        </w:rPr>
-        <w:t xml:space="preserve">info: Student 18 = 3</w:t>
-      </w:r>
-    </w:p>
-    <w:p>
-      <w:pPr>
-        <w:keepNext w:val="false"/>
-        <w:pBdr>
-          <w:top w:val="single" w:color="A9C4A0" w:sz="4" w:space="4"/>
-          <w:left w:val="single" w:color="A9C4A0" w:sz="4" w:space="4"/>
-          <w:bottom w:val="single" w:color="A9C4A0" w:sz="4" w:space="4"/>
-          <w:right w:val="single" w:color="A9C4A0" w:sz="4" w:space="4"/>
-        </w:pBdr>
-        <w:shd w:fill="F1F7EE" w:color="auto" w:val="clear"/>
-        <w:spacing w:after="0" w:before="0" w:line="240"/>
-        <w:ind w:left="113" w:right="113"/>
-      </w:pPr>
-      <w:r>
-        <w:rPr>
-          <w:rFonts w:ascii="Courier New" w:cs="Courier New" w:eastAsia="Courier New" w:hAnsi="Courier New"/>
-          <w:sz w:val="16"/>
-          <w:szCs w:val="16"/>
-        </w:rPr>
-        <w:t xml:space="preserve">info: Student 19 = 2</w:t>
-      </w:r>
-    </w:p>
-    <w:p>
-      <w:pPr>
-        <w:keepNext w:val="false"/>
-        <w:pBdr>
-          <w:top w:val="single" w:color="A9C4A0" w:sz="4" w:space="4"/>
-          <w:left w:val="single" w:color="A9C4A0" w:sz="4" w:space="4"/>
-          <w:bottom w:val="single" w:color="A9C4A0" w:sz="4" w:space="4"/>
-          <w:right w:val="single" w:color="A9C4A0" w:sz="4" w:space="4"/>
-        </w:pBdr>
-        <w:shd w:fill="F1F7EE" w:color="auto" w:val="clear"/>
-        <w:spacing w:after="0" w:before="0" w:line="240"/>
-        <w:ind w:left="113" w:right="113"/>
-      </w:pPr>
-      <w:r>
-        <w:rPr>
-          <w:rFonts w:ascii="Courier New" w:cs="Courier New" w:eastAsia="Courier New" w:hAnsi="Courier New"/>
-          <w:sz w:val="16"/>
-          <w:szCs w:val="16"/>
-        </w:rPr>
-        <w:t xml:space="preserve">info: Student 20 = 2</w:t>
-      </w:r>
-    </w:p>
-    <w:p>
-      <w:pPr>
-        <w:keepNext w:val="false"/>
-        <w:pBdr>
-          <w:top w:val="single" w:color="A9C4A0" w:sz="4" w:space="4"/>
-          <w:left w:val="single" w:color="A9C4A0" w:sz="4" w:space="4"/>
-          <w:bottom w:val="single" w:color="A9C4A0" w:sz="4" w:space="4"/>
-          <w:right w:val="single" w:color="A9C4A0" w:sz="4" w:space="4"/>
-        </w:pBdr>
-        <w:shd w:fill="F1F7EE" w:color="auto" w:val="clear"/>
-        <w:spacing w:after="0" w:before="0" w:line="240"/>
-        <w:ind w:left="113" w:right="113"/>
-      </w:pPr>
-      <w:r>
-        <w:rPr>
-          <w:rFonts w:ascii="Courier New" w:cs="Courier New" w:eastAsia="Courier New" w:hAnsi="Courier New"/>
-          <w:sz w:val="16"/>
-          <w:szCs w:val="16"/>
-        </w:rPr>
-        <w:t xml:space="preserve">info: Student 21 = 3</w:t>
-      </w:r>
-    </w:p>
-    <w:p>
-      <w:pPr>
-        <w:keepNext w:val="false"/>
-        <w:pBdr>
-          <w:top w:val="single" w:color="A9C4A0" w:sz="4" w:space="4"/>
-          <w:left w:val="single" w:color="A9C4A0" w:sz="4" w:space="4"/>
-          <w:bottom w:val="single" w:color="A9C4A0" w:sz="4" w:space="4"/>
-          <w:right w:val="single" w:color="A9C4A0" w:sz="4" w:space="4"/>
-        </w:pBdr>
-        <w:shd w:fill="F1F7EE" w:color="auto" w:val="clear"/>
-        <w:spacing w:after="0" w:before="0" w:line="240"/>
-        <w:ind w:left="113" w:right="113"/>
-      </w:pPr>
-      <w:r>
-        <w:rPr>
-          <w:rFonts w:ascii="Courier New" w:cs="Courier New" w:eastAsia="Courier New" w:hAnsi="Courier New"/>
-          <w:sz w:val="16"/>
-          <w:szCs w:val="16"/>
-        </w:rPr>
-        <w:t xml:space="preserve">info: Student 22 = 5</w:t>
-      </w:r>
-    </w:p>
-    <w:p>
-      <w:pPr>
-        <w:keepNext w:val="false"/>
-        <w:pBdr>
-          <w:top w:val="single" w:color="A9C4A0" w:sz="4" w:space="4"/>
-          <w:left w:val="single" w:color="A9C4A0" w:sz="4" w:space="4"/>
-          <w:bottom w:val="single" w:color="A9C4A0" w:sz="4" w:space="4"/>
-          <w:right w:val="single" w:color="A9C4A0" w:sz="4" w:space="4"/>
-        </w:pBdr>
-        <w:shd w:fill="F1F7EE" w:color="auto" w:val="clear"/>
-        <w:spacing w:after="0" w:before="0" w:line="240"/>
-        <w:ind w:left="113" w:right="113"/>
-      </w:pPr>
-      <w:r>
-        <w:rPr>
-          <w:rFonts w:ascii="Courier New" w:cs="Courier New" w:eastAsia="Courier New" w:hAnsi="Courier New"/>
-          <w:sz w:val="16"/>
-          <w:szCs w:val="16"/>
-        </w:rPr>
-        <w:t xml:space="preserve">info: Student 23 = 2</w:t>
-      </w:r>
-    </w:p>
-    <w:p>
-      <w:pPr>
-        <w:keepNext w:val="false"/>
-        <w:pBdr>
-          <w:top w:val="single" w:color="A9C4A0" w:sz="4" w:space="4"/>
-          <w:left w:val="single" w:color="A9C4A0" w:sz="4" w:space="4"/>
-          <w:bottom w:val="single" w:color="A9C4A0" w:sz="4" w:space="4"/>
-          <w:right w:val="single" w:color="A9C4A0" w:sz="4" w:space="4"/>
-        </w:pBdr>
-        <w:shd w:fill="F1F7EE" w:color="auto" w:val="clear"/>
-        <w:spacing w:after="0" w:before="0" w:line="240"/>
-        <w:ind w:left="113" w:right="113"/>
-      </w:pPr>
-      <w:r>
-        <w:rPr>
-          <w:rFonts w:ascii="Courier New" w:cs="Courier New" w:eastAsia="Courier New" w:hAnsi="Courier New"/>
-          <w:sz w:val="16"/>
-          <w:szCs w:val="16"/>
-        </w:rPr>
-        <w:t xml:space="preserve">info: Student 24 = 3</w:t>
-      </w:r>
-    </w:p>
-    <w:p>
-      <w:pPr>
-        <w:keepNext w:val="false"/>
-        <w:pBdr>
-          <w:top w:val="single" w:color="A9C4A0" w:sz="4" w:space="4"/>
-          <w:left w:val="single" w:color="A9C4A0" w:sz="4" w:space="4"/>
-          <w:bottom w:val="single" w:color="A9C4A0" w:sz="4" w:space="4"/>
-          <w:right w:val="single" w:color="A9C4A0" w:sz="4" w:space="4"/>
-        </w:pBdr>
-        <w:shd w:fill="F1F7EE" w:color="auto" w:val="clear"/>
-        <w:spacing w:after="0" w:before="0" w:line="240"/>
-        <w:ind w:left="113" w:right="113"/>
-      </w:pPr>
-      <w:r>
-        <w:rPr>
-          <w:rFonts w:ascii="Courier New" w:cs="Courier New" w:eastAsia="Courier New" w:hAnsi="Courier New"/>
-          <w:sz w:val="16"/>
-          <w:szCs w:val="16"/>
-        </w:rPr>
-        <w:t xml:space="preserve">info: Student 25 = 1</w:t>
-      </w:r>
-    </w:p>
-    <w:p>
-      <w:pPr>
-        <w:keepNext w:val="false"/>
-        <w:pBdr>
-          <w:top w:val="single" w:color="A9C4A0" w:sz="4" w:space="4"/>
-          <w:left w:val="single" w:color="A9C4A0" w:sz="4" w:space="4"/>
-          <w:bottom w:val="single" w:color="A9C4A0" w:sz="4" w:space="4"/>
-          <w:right w:val="single" w:color="A9C4A0" w:sz="4" w:space="4"/>
-        </w:pBdr>
-        <w:shd w:fill="F1F7EE" w:color="auto" w:val="clear"/>
-        <w:spacing w:after="0" w:before="0" w:line="240"/>
-        <w:ind w:left="113" w:right="113"/>
-      </w:pPr>
-      <w:r>
-        <w:rPr>
-          <w:rFonts w:ascii="Courier New" w:cs="Courier New" w:eastAsia="Courier New" w:hAnsi="Courier New"/>
-          <w:sz w:val="16"/>
-          <w:szCs w:val="16"/>
-        </w:rPr>
-        <w:t xml:space="preserve">info: Student 26 = 4</w:t>
-      </w:r>
-    </w:p>
-    <w:p>
-      <w:pPr>
-        <w:keepNext w:val="false"/>
-        <w:pBdr>
-          <w:top w:val="single" w:color="A9C4A0" w:sz="4" w:space="4"/>
-          <w:left w:val="single" w:color="A9C4A0" w:sz="4" w:space="4"/>
-          <w:bottom w:val="single" w:color="A9C4A0" w:sz="4" w:space="4"/>
-          <w:right w:val="single" w:color="A9C4A0" w:sz="4" w:space="4"/>
-        </w:pBdr>
-        <w:shd w:fill="F1F7EE" w:color="auto" w:val="clear"/>
-        <w:spacing w:after="0" w:before="0" w:line="240"/>
-        <w:ind w:left="113" w:right="113"/>
-      </w:pPr>
-      <w:r>
-        <w:rPr>
-          <w:rFonts w:ascii="Courier New" w:cs="Courier New" w:eastAsia="Courier New" w:hAnsi="Courier New"/>
-          <w:sz w:val="16"/>
-          <w:szCs w:val="16"/>
-        </w:rPr>
-        <w:t xml:space="preserve">info: Student 27 = 1</w:t>
-      </w:r>
-    </w:p>
-    <w:p>
-      <w:pPr>
-        <w:keepNext w:val="false"/>
-        <w:pBdr>
-          <w:top w:val="single" w:color="A9C4A0" w:sz="4" w:space="4"/>
-          <w:left w:val="single" w:color="A9C4A0" w:sz="4" w:space="4"/>
-          <w:bottom w:val="single" w:color="A9C4A0" w:sz="4" w:space="4"/>
-          <w:right w:val="single" w:color="A9C4A0" w:sz="4" w:space="4"/>
-        </w:pBdr>
-        <w:shd w:fill="F1F7EE" w:color="auto" w:val="clear"/>
-        <w:spacing w:after="0" w:before="0" w:line="240"/>
-        <w:ind w:left="113" w:right="113"/>
-      </w:pPr>
-      <w:r>
-        <w:rPr>
-          <w:rFonts w:ascii="Courier New" w:cs="Courier New" w:eastAsia="Courier New" w:hAnsi="Courier New"/>
-          <w:sz w:val="16"/>
-          <w:szCs w:val="16"/>
-        </w:rPr>
-        <w:t xml:space="preserve">info: Student 28 = 4</w:t>
-      </w:r>
-    </w:p>
-    <w:p>
-      <w:pPr>
-        <w:keepNext w:val="false"/>
-        <w:pBdr>
-          <w:top w:val="single" w:color="A9C4A0" w:sz="4" w:space="4"/>
-          <w:left w:val="single" w:color="A9C4A0" w:sz="4" w:space="4"/>
-          <w:bottom w:val="single" w:color="A9C4A0" w:sz="4" w:space="4"/>
-          <w:right w:val="single" w:color="A9C4A0" w:sz="4" w:space="4"/>
-        </w:pBdr>
-        <w:shd w:fill="F1F7EE" w:color="auto" w:val="clear"/>
-        <w:spacing w:after="0" w:before="0" w:line="240"/>
-        <w:ind w:left="113" w:right="113"/>
-      </w:pPr>
-      <w:r>
-        <w:rPr>
-          <w:rFonts w:ascii="Courier New" w:cs="Courier New" w:eastAsia="Courier New" w:hAnsi="Courier New"/>
-          <w:sz w:val="16"/>
-          <w:szCs w:val="16"/>
-        </w:rPr>
-        <w:t xml:space="preserve">info: Student 29 = 5</w:t>
-      </w:r>
-    </w:p>
-    <w:p>
-      <w:pPr>
-        <w:keepNext w:val="false"/>
-        <w:pBdr>
-          <w:top w:val="single" w:color="A9C4A0" w:sz="4" w:space="4"/>
-          <w:left w:val="single" w:color="A9C4A0" w:sz="4" w:space="4"/>
-          <w:bottom w:val="single" w:color="A9C4A0" w:sz="4" w:space="4"/>
-          <w:right w:val="single" w:color="A9C4A0" w:sz="4" w:space="4"/>
-        </w:pBdr>
-        <w:shd w:fill="F1F7EE" w:color="auto" w:val="clear"/>
-        <w:spacing w:after="0" w:before="0" w:line="240"/>
-        <w:ind w:left="113" w:right="113"/>
-      </w:pPr>
-      <w:r>
-        <w:rPr>
-          <w:rFonts w:ascii="Courier New" w:cs="Courier New" w:eastAsia="Courier New" w:hAnsi="Courier New"/>
-          <w:sz w:val="16"/>
-          <w:szCs w:val="16"/>
-        </w:rPr>
-        <w:t xml:space="preserve">info: Student 30 = 1</w:t>
-      </w:r>
-    </w:p>
-    <w:p>
-      <w:pPr>
-        <w:keepNext w:val="false"/>
-        <w:pBdr>
-          <w:top w:val="single" w:color="A9C4A0" w:sz="4" w:space="4"/>
-          <w:left w:val="single" w:color="A9C4A0" w:sz="4" w:space="4"/>
-          <w:bottom w:val="single" w:color="A9C4A0" w:sz="4" w:space="4"/>
-          <w:right w:val="single" w:color="A9C4A0" w:sz="4" w:space="4"/>
-        </w:pBdr>
-        <w:shd w:fill="F1F7EE" w:color="auto" w:val="clear"/>
-        <w:spacing w:after="0" w:before="0" w:line="240"/>
-        <w:ind w:left="113" w:right="113"/>
-      </w:pPr>
-      <w:r>
-        <w:rPr>
-          <w:rFonts w:ascii="Courier New" w:cs="Courier New" w:eastAsia="Courier New" w:hAnsi="Courier New"/>
-          <w:sz w:val="16"/>
-          <w:szCs w:val="16"/>
-        </w:rPr>
-        <w:t xml:space="preserve">info: Student 31 = 2</w:t>
-      </w:r>
-    </w:p>
-    <w:p>
-      <w:pPr>
-        <w:keepNext w:val="false"/>
-        <w:pBdr>
-          <w:top w:val="single" w:color="A9C4A0" w:sz="4" w:space="4"/>
-          <w:left w:val="single" w:color="A9C4A0" w:sz="4" w:space="4"/>
-          <w:bottom w:val="single" w:color="A9C4A0" w:sz="4" w:space="4"/>
-          <w:right w:val="single" w:color="A9C4A0" w:sz="4" w:space="4"/>
-        </w:pBdr>
-        <w:shd w:fill="F1F7EE" w:color="auto" w:val="clear"/>
-        <w:spacing w:after="0" w:before="0" w:line="240"/>
-        <w:ind w:left="113" w:right="113"/>
-      </w:pPr>
-      <w:r>
-        <w:rPr>
-          <w:rFonts w:ascii="Courier New" w:cs="Courier New" w:eastAsia="Courier New" w:hAnsi="Courier New"/>
-          <w:sz w:val="16"/>
-          <w:szCs w:val="16"/>
-        </w:rPr>
-        <w:t xml:space="preserve">info: Student 32 = 1</w:t>
-      </w:r>
-    </w:p>
-    <w:p>
-      <w:pPr>
-        <w:keepNext w:val="false"/>
-        <w:pBdr>
-          <w:top w:val="single" w:color="A9C4A0" w:sz="4" w:space="4"/>
-          <w:left w:val="single" w:color="A9C4A0" w:sz="4" w:space="4"/>
-          <w:bottom w:val="single" w:color="A9C4A0" w:sz="4" w:space="4"/>
-          <w:right w:val="single" w:color="A9C4A0" w:sz="4" w:space="4"/>
-        </w:pBdr>
-        <w:shd w:fill="F1F7EE" w:color="auto" w:val="clear"/>
-        <w:spacing w:after="0" w:before="0" w:line="240"/>
-        <w:ind w:left="113" w:right="113"/>
-      </w:pPr>
-      <w:r>
-        <w:rPr>
-          <w:rFonts w:ascii="Courier New" w:cs="Courier New" w:eastAsia="Courier New" w:hAnsi="Courier New"/>
-          <w:sz w:val="16"/>
-          <w:szCs w:val="16"/>
-        </w:rPr>
-        <w:t xml:space="preserve">info: Student 33 = 2</w:t>
-      </w:r>
-    </w:p>
-    <w:p>
-      <w:pPr>
-        <w:keepNext w:val="false"/>
-        <w:pBdr>
-          <w:top w:val="single" w:color="A9C4A0" w:sz="4" w:space="4"/>
-          <w:left w:val="single" w:color="A9C4A0" w:sz="4" w:space="4"/>
-          <w:bottom w:val="single" w:color="A9C4A0" w:sz="4" w:space="4"/>
-          <w:right w:val="single" w:color="A9C4A0" w:sz="4" w:space="4"/>
-        </w:pBdr>
-        <w:shd w:fill="F1F7EE" w:color="auto" w:val="clear"/>
-        <w:spacing w:after="0" w:before="0" w:line="240"/>
-        <w:ind w:left="113" w:right="113"/>
-      </w:pPr>
-      <w:r>
-        <w:rPr>
-          <w:rFonts w:ascii="Courier New" w:cs="Courier New" w:eastAsia="Courier New" w:hAnsi="Courier New"/>
-          <w:sz w:val="16"/>
-          <w:szCs w:val="16"/>
-        </w:rPr>
-        <w:t xml:space="preserve">info: Student 34 = 1</w:t>
-      </w:r>
-    </w:p>
-    <w:p>
-      <w:pPr>
-        <w:keepNext w:val="false"/>
-        <w:pBdr>
-          <w:top w:val="single" w:color="A9C4A0" w:sz="4" w:space="4"/>
-          <w:left w:val="single" w:color="A9C4A0" w:sz="4" w:space="4"/>
-          <w:bottom w:val="single" w:color="A9C4A0" w:sz="4" w:space="4"/>
-          <w:right w:val="single" w:color="A9C4A0" w:sz="4" w:space="4"/>
-        </w:pBdr>
-        <w:shd w:fill="F1F7EE" w:color="auto" w:val="clear"/>
-        <w:spacing w:after="0" w:before="0" w:line="240"/>
-        <w:ind w:left="113" w:right="113"/>
-      </w:pPr>
-      <w:r>
-        <w:rPr>
-          <w:rFonts w:ascii="Courier New" w:cs="Courier New" w:eastAsia="Courier New" w:hAnsi="Courier New"/>
-          <w:sz w:val="16"/>
-          <w:szCs w:val="16"/>
-        </w:rPr>
-        <w:t xml:space="preserve">info: Student 35 = 1</w:t>
-      </w:r>
-    </w:p>
-    <w:p>
-      <w:pPr>
-        <w:keepNext w:val="false"/>
-        <w:pBdr>
-          <w:top w:val="single" w:color="A9C4A0" w:sz="4" w:space="4"/>
-          <w:left w:val="single" w:color="A9C4A0" w:sz="4" w:space="4"/>
-          <w:bottom w:val="single" w:color="A9C4A0" w:sz="4" w:space="4"/>
-          <w:right w:val="single" w:color="A9C4A0" w:sz="4" w:space="4"/>
-        </w:pBdr>
-        <w:shd w:fill="F1F7EE" w:color="auto" w:val="clear"/>
-        <w:spacing w:after="0" w:before="0" w:line="240"/>
-        <w:ind w:left="113" w:right="113"/>
-      </w:pPr>
-      <w:r>
-        <w:rPr>
-          <w:rFonts w:ascii="Courier New" w:cs="Courier New" w:eastAsia="Courier New" w:hAnsi="Courier New"/>
-          <w:sz w:val="16"/>
-          <w:szCs w:val="16"/>
-        </w:rPr>
-        <w:t xml:space="preserve">info: Student 36 = 3</w:t>
-      </w:r>
-    </w:p>
-    <w:p>
-      <w:pPr>
-        <w:keepNext w:val="false"/>
-        <w:pBdr>
-          <w:top w:val="single" w:color="A9C4A0" w:sz="4" w:space="4"/>
-          <w:left w:val="single" w:color="A9C4A0" w:sz="4" w:space="4"/>
-          <w:bottom w:val="single" w:color="A9C4A0" w:sz="4" w:space="4"/>
-          <w:right w:val="single" w:color="A9C4A0" w:sz="4" w:space="4"/>
-        </w:pBdr>
-        <w:shd w:fill="F1F7EE" w:color="auto" w:val="clear"/>
-        <w:spacing w:after="0" w:before="0" w:line="240"/>
-        <w:ind w:left="113" w:right="113"/>
-      </w:pPr>
-      <w:r>
-        <w:rPr>
-          <w:rFonts w:ascii="Courier New" w:cs="Courier New" w:eastAsia="Courier New" w:hAnsi="Courier New"/>
-          <w:sz w:val="16"/>
-          <w:szCs w:val="16"/>
-        </w:rPr>
-        <w:t xml:space="preserve">info: Student 37 = 2</w:t>
-      </w:r>
-    </w:p>
-    <w:p>
-      <w:pPr>
-        <w:keepNext w:val="false"/>
-        <w:pBdr>
-          <w:top w:val="single" w:color="A9C4A0" w:sz="4" w:space="4"/>
-          <w:left w:val="single" w:color="A9C4A0" w:sz="4" w:space="4"/>
-          <w:bottom w:val="single" w:color="A9C4A0" w:sz="4" w:space="4"/>
-          <w:right w:val="single" w:color="A9C4A0" w:sz="4" w:space="4"/>
-        </w:pBdr>
-        <w:shd w:fill="F1F7EE" w:color="auto" w:val="clear"/>
-        <w:spacing w:after="0" w:before="0" w:line="240"/>
-        <w:ind w:left="113" w:right="113"/>
-      </w:pPr>
-      <w:r>
-        <w:rPr>
-          <w:rFonts w:ascii="Courier New" w:cs="Courier New" w:eastAsia="Courier New" w:hAnsi="Courier New"/>
-          <w:sz w:val="16"/>
-          <w:szCs w:val="16"/>
-        </w:rPr>
-        <w:t xml:space="preserve">info: Student 38 = 5</w:t>
-      </w:r>
-    </w:p>
-    <w:p>
-      <w:pPr>
-        <w:keepNext w:val="false"/>
-        <w:pBdr>
-          <w:top w:val="single" w:color="A9C4A0" w:sz="4" w:space="4"/>
-          <w:left w:val="single" w:color="A9C4A0" w:sz="4" w:space="4"/>
-          <w:bottom w:val="single" w:color="A9C4A0" w:sz="4" w:space="4"/>
-          <w:right w:val="single" w:color="A9C4A0" w:sz="4" w:space="4"/>
-        </w:pBdr>
-        <w:shd w:fill="F1F7EE" w:color="auto" w:val="clear"/>
-        <w:spacing w:after="0" w:before="0" w:line="240"/>
-        <w:ind w:left="113" w:right="113"/>
-      </w:pPr>
-      <w:r>
-        <w:rPr>
-          <w:rFonts w:ascii="Courier New" w:cs="Courier New" w:eastAsia="Courier New" w:hAnsi="Courier New"/>
-          <w:sz w:val="16"/>
-          <w:szCs w:val="16"/>
-        </w:rPr>
-        <w:t xml:space="preserve">info: Student 39 = 2</w:t>
-      </w:r>
-    </w:p>
-    <w:p>
-      <w:pPr>
-        <w:keepNext w:val="false"/>
-        <w:pBdr>
-          <w:top w:val="single" w:color="A9C4A0" w:sz="4" w:space="4"/>
-          <w:left w:val="single" w:color="A9C4A0" w:sz="4" w:space="4"/>
-          <w:bottom w:val="single" w:color="A9C4A0" w:sz="4" w:space="4"/>
-          <w:right w:val="single" w:color="A9C4A0" w:sz="4" w:space="4"/>
-        </w:pBdr>
-        <w:shd w:fill="F1F7EE" w:color="auto" w:val="clear"/>
-        <w:spacing w:after="0" w:before="0" w:line="240"/>
-        <w:ind w:left="113" w:right="113"/>
-      </w:pPr>
-      <w:r>
-        <w:rPr>
-          <w:rFonts w:ascii="Courier New" w:cs="Courier New" w:eastAsia="Courier New" w:hAnsi="Courier New"/>
-          <w:sz w:val="16"/>
-          <w:szCs w:val="16"/>
-        </w:rPr>
-        <w:t xml:space="preserve">info: Student 40 = 1</w:t>
-      </w:r>
-    </w:p>
-    <w:p>
-      <w:pPr>
-        <w:keepNext w:val="false"/>
-        <w:pBdr>
-          <w:top w:val="single" w:color="A9C4A0" w:sz="4" w:space="4"/>
-          <w:left w:val="single" w:color="A9C4A0" w:sz="4" w:space="4"/>
-          <w:bottom w:val="single" w:color="A9C4A0" w:sz="4" w:space="4"/>
-          <w:right w:val="single" w:color="A9C4A0" w:sz="4" w:space="4"/>
-        </w:pBdr>
-        <w:shd w:fill="F1F7EE" w:color="auto" w:val="clear"/>
-        <w:spacing w:after="0" w:before="0" w:line="240"/>
-        <w:ind w:left="113" w:right="113"/>
-      </w:pPr>
-      <w:r>
-        <w:rPr>
-          <w:rFonts w:ascii="Courier New" w:cs="Courier New" w:eastAsia="Courier New" w:hAnsi="Courier New"/>
-          <w:sz w:val="16"/>
-          <w:szCs w:val="16"/>
-        </w:rPr>
-        <w:t xml:space="preserve">info: Student 41 = 4</w:t>
-      </w:r>
-    </w:p>
-    <w:p>
-      <w:pPr>
-        <w:keepNext w:val="false"/>
-        <w:pBdr>
-          <w:top w:val="single" w:color="A9C4A0" w:sz="4" w:space="4"/>
-          <w:left w:val="single" w:color="A9C4A0" w:sz="4" w:space="4"/>
-          <w:bottom w:val="single" w:color="A9C4A0" w:sz="4" w:space="4"/>
-          <w:right w:val="single" w:color="A9C4A0" w:sz="4" w:space="4"/>
-        </w:pBdr>
-        <w:shd w:fill="F1F7EE" w:color="auto" w:val="clear"/>
-        <w:spacing w:after="0" w:before="0" w:line="240"/>
-        <w:ind w:left="113" w:right="113"/>
-      </w:pPr>
-      <w:r>
-        <w:rPr>
-          <w:rFonts w:ascii="Courier New" w:cs="Courier New" w:eastAsia="Courier New" w:hAnsi="Courier New"/>
-          <w:sz w:val="16"/>
-          <w:szCs w:val="16"/>
-        </w:rPr>
-        <w:t xml:space="preserve">info: Student 42 = 3</w:t>
-      </w:r>
-    </w:p>
-    <w:p>
-      <w:pPr>
-        <w:keepNext w:val="false"/>
-        <w:pBdr>
-          <w:top w:val="single" w:color="A9C4A0" w:sz="4" w:space="4"/>
-          <w:left w:val="single" w:color="A9C4A0" w:sz="4" w:space="4"/>
-          <w:bottom w:val="single" w:color="A9C4A0" w:sz="4" w:space="4"/>
-          <w:right w:val="single" w:color="A9C4A0" w:sz="4" w:space="4"/>
-        </w:pBdr>
-        <w:shd w:fill="F1F7EE" w:color="auto" w:val="clear"/>
-        <w:spacing w:after="0" w:before="0" w:line="240"/>
-        <w:ind w:left="113" w:right="113"/>
-      </w:pPr>
-      <w:r>
-        <w:rPr>
-          <w:rFonts w:ascii="Courier New" w:cs="Courier New" w:eastAsia="Courier New" w:hAnsi="Courier New"/>
-          <w:sz w:val="16"/>
-          <w:szCs w:val="16"/>
-        </w:rPr>
-        <w:t xml:space="preserve">info: Student 43 = 1</w:t>
-      </w:r>
-    </w:p>
-    <w:p>
-      <w:pPr>
-        <w:keepNext w:val="false"/>
-        <w:pBdr>
-          <w:top w:val="single" w:color="A9C4A0" w:sz="4" w:space="4"/>
-          <w:left w:val="single" w:color="A9C4A0" w:sz="4" w:space="4"/>
-          <w:bottom w:val="single" w:color="A9C4A0" w:sz="4" w:space="4"/>
-          <w:right w:val="single" w:color="A9C4A0" w:sz="4" w:space="4"/>
-        </w:pBdr>
-        <w:shd w:fill="F1F7EE" w:color="auto" w:val="clear"/>
-        <w:spacing w:after="0" w:before="0" w:line="240"/>
-        <w:ind w:left="113" w:right="113"/>
-      </w:pPr>
-      <w:r>
-        <w:rPr>
-          <w:rFonts w:ascii="Courier New" w:cs="Courier New" w:eastAsia="Courier New" w:hAnsi="Courier New"/>
-          <w:sz w:val="16"/>
-          <w:szCs w:val="16"/>
-        </w:rPr>
-        <w:t xml:space="preserve">info: Student 44 = 2</w:t>
-      </w:r>
-    </w:p>
-    <w:p>
-      <w:pPr>
-        <w:keepNext w:val="false"/>
-        <w:pBdr>
-          <w:top w:val="single" w:color="A9C4A0" w:sz="4" w:space="4"/>
-          <w:left w:val="single" w:color="A9C4A0" w:sz="4" w:space="4"/>
-          <w:bottom w:val="single" w:color="A9C4A0" w:sz="4" w:space="4"/>
-          <w:right w:val="single" w:color="A9C4A0" w:sz="4" w:space="4"/>
-        </w:pBdr>
-        <w:shd w:fill="F1F7EE" w:color="auto" w:val="clear"/>
-        <w:spacing w:after="0" w:before="0" w:line="240"/>
-        <w:ind w:left="113" w:right="113"/>
-      </w:pPr>
-      <w:r>
-        <w:rPr>
-          <w:rFonts w:ascii="Courier New" w:cs="Courier New" w:eastAsia="Courier New" w:hAnsi="Courier New"/>
-          <w:sz w:val="16"/>
-          <w:szCs w:val="16"/>
-        </w:rPr>
-        <w:t xml:space="preserve">info: Student 45 = 5</w:t>
-      </w:r>
-    </w:p>
-    <w:p>
-      <w:pPr>
-        <w:keepNext w:val="false"/>
-        <w:pBdr>
-          <w:top w:val="single" w:color="A9C4A0" w:sz="4" w:space="4"/>
-          <w:left w:val="single" w:color="A9C4A0" w:sz="4" w:space="4"/>
-          <w:bottom w:val="single" w:color="A9C4A0" w:sz="4" w:space="4"/>
-          <w:right w:val="single" w:color="A9C4A0" w:sz="4" w:space="4"/>
-        </w:pBdr>
-        <w:shd w:fill="F1F7EE" w:color="auto" w:val="clear"/>
-        <w:spacing w:after="0" w:before="0" w:line="240"/>
-        <w:ind w:left="113" w:right="113"/>
-      </w:pPr>
-      <w:r>
-        <w:rPr>
-          <w:rFonts w:ascii="Courier New" w:cs="Courier New" w:eastAsia="Courier New" w:hAnsi="Courier New"/>
-          <w:sz w:val="16"/>
-          <w:szCs w:val="16"/>
-        </w:rPr>
-        <w:t xml:space="preserve">info: Student 46 = 2</w:t>
-      </w:r>
-    </w:p>
-    <w:p>
-      <w:pPr>
-        <w:keepNext w:val="false"/>
-        <w:pBdr>
-          <w:top w:val="single" w:color="A9C4A0" w:sz="4" w:space="4"/>
-          <w:left w:val="single" w:color="A9C4A0" w:sz="4" w:space="4"/>
-          <w:bottom w:val="single" w:color="A9C4A0" w:sz="4" w:space="4"/>
-          <w:right w:val="single" w:color="A9C4A0" w:sz="4" w:space="4"/>
-        </w:pBdr>
-        <w:shd w:fill="F1F7EE" w:color="auto" w:val="clear"/>
-        <w:spacing w:after="0" w:before="0" w:line="240"/>
-        <w:ind w:left="113" w:right="113"/>
-      </w:pPr>
-      <w:r>
-        <w:rPr>
-          <w:rFonts w:ascii="Courier New" w:cs="Courier New" w:eastAsia="Courier New" w:hAnsi="Courier New"/>
-          <w:sz w:val="16"/>
-          <w:szCs w:val="16"/>
-        </w:rPr>
-        <w:t xml:space="preserve">info: Student 47 = 1</w:t>
-      </w:r>
-    </w:p>
-    <w:p>
-      <w:pPr>
-        <w:keepNext w:val="false"/>
-        <w:pBdr>
-          <w:top w:val="single" w:color="A9C4A0" w:sz="4" w:space="4"/>
-          <w:left w:val="single" w:color="A9C4A0" w:sz="4" w:space="4"/>
-          <w:bottom w:val="single" w:color="A9C4A0" w:sz="4" w:space="4"/>
-          <w:right w:val="single" w:color="A9C4A0" w:sz="4" w:space="4"/>
-        </w:pBdr>
-        <w:shd w:fill="F1F7EE" w:color="auto" w:val="clear"/>
-        <w:spacing w:after="0" w:before="0" w:line="240"/>
-        <w:ind w:left="113" w:right="113"/>
-      </w:pPr>
-      <w:r>
-        <w:rPr>
-          <w:rFonts w:ascii="Courier New" w:cs="Courier New" w:eastAsia="Courier New" w:hAnsi="Courier New"/>
-          <w:sz w:val="16"/>
-          <w:szCs w:val="16"/>
-        </w:rPr>
-        <w:t xml:space="preserve">info: Student 48 = 1</w:t>
-      </w:r>
-    </w:p>
-    <w:p>
-      <w:pPr>
-        <w:keepNext w:val="false"/>
-        <w:pBdr>
-          <w:top w:val="single" w:color="A9C4A0" w:sz="4" w:space="4"/>
-          <w:left w:val="single" w:color="A9C4A0" w:sz="4" w:space="4"/>
-          <w:bottom w:val="single" w:color="A9C4A0" w:sz="4" w:space="4"/>
-          <w:right w:val="single" w:color="A9C4A0" w:sz="4" w:space="4"/>
-        </w:pBdr>
-        <w:shd w:fill="F1F7EE" w:color="auto" w:val="clear"/>
-        <w:spacing w:after="160" w:before="0" w:line="240"/>
-        <w:ind w:left="113" w:right="113"/>
-      </w:pPr>
-      <w:r>
-        <w:rPr>
-          <w:rFonts w:ascii="Courier New" w:cs="Courier New" w:eastAsia="Courier New" w:hAnsi="Courier New"/>
-          <w:sz w:val="16"/>
-          <w:szCs w:val="16"/>
-        </w:rPr>
-        <w:t xml:space="preserve">info: Student 49 = 2</w:t>
+        <w:keepNext/>
+        <w:spacing w:before="120" w:line="240" w:lineRule="auto"/>
+        <w:jc w:val="center"/>
+      </w:pPr>
+      <w:r>
+        <w:drawing>
+          <wp:inline distT="0" distB="0" distL="0" distR="0">
+            <wp:extent cx="5829300" cy="3343275"/>
+            <wp:effectExtent t="0" r="0" b="0" l="0"/>
+            <wp:docPr id="1" name="" descr="" title=""/>
+            <wp:cNvGraphicFramePr>
+              <a:graphicFrameLocks xmlns:a="http://schemas.openxmlformats.org/drawingml/2006/main" noChangeAspect="1"/>
+            </wp:cNvGraphicFramePr>
+            <a:graphic xmlns:a="http://schemas.openxmlformats.org/drawingml/2006/main">
+              <a:graphicData uri="http://schemas.openxmlformats.org/drawingml/2006/picture">
+                <pic:pic xmlns:pic="http://schemas.openxmlformats.org/drawingml/2006/picture">
+                  <pic:nvPicPr>
+                    <pic:cNvPr id="0" name="" descr=""/>
+                    <pic:cNvPicPr>
+                      <a:picLocks noChangeAspect="1" noChangeArrowheads="1"/>
+                    </pic:cNvPicPr>
+                  </pic:nvPicPr>
+                  <pic:blipFill>
+                    <a:blip r:embed="rId9" cstate="none"/>
+                    <a:srcRect/>
+                    <a:stretch>
+                      <a:fillRect/>
+                    </a:stretch>
+                  </pic:blipFill>
+                  <pic:spPr bwMode="auto">
+                    <a:xfrm>
+                      <a:off x="0" y="0"/>
+                      <a:ext cx="5829300" cy="3343275"/>
+                    </a:xfrm>
+                    <a:prstGeom prst="rect">
+                      <a:avLst/>
+                    </a:prstGeom>
+                  </pic:spPr>
+                </pic:pic>
+              </a:graphicData>
+            </a:graphic>
+          </wp:inline>
+        </w:drawing>
+      </w:r>
+    </w:p>
+    <w:p>
+      <w:pPr>
+        <w:spacing w:after="200" w:before="60"/>
+        <w:jc w:val="center"/>
+      </w:pPr>
+      <w:r>
+        <w:rPr>
+          <w:sz w:val="24"/>
+          <w:szCs w:val="24"/>
+        </w:rPr>
+        <w:t xml:space="preserve">Рисунок 2 — вывод Grade Book в Logcat</w:t>
       </w:r>
     </w:p>
     <w:p>
@@ -2822,133 +1644,61 @@
     <w:p>
       <w:pPr>
         <w:keepNext/>
-        <w:pBdr>
-          <w:top w:val="single" w:color="A9C4A0" w:sz="4" w:space="4"/>
-          <w:left w:val="single" w:color="A9C4A0" w:sz="4" w:space="4"/>
-          <w:bottom w:val="single" w:color="A9C4A0" w:sz="4" w:space="4"/>
-          <w:right w:val="single" w:color="A9C4A0" w:sz="4" w:space="4"/>
-        </w:pBdr>
-        <w:shd w:fill="F1F7EE" w:color="auto" w:val="clear"/>
-        <w:spacing w:after="0" w:before="60" w:line="240"/>
-        <w:ind w:left="113" w:right="113"/>
-      </w:pPr>
-      <w:r>
-        <w:rPr>
-          <w:rFonts w:ascii="Courier New" w:cs="Courier New" w:eastAsia="Courier New" w:hAnsi="Courier New"/>
-          <w:sz w:val="16"/>
-          <w:szCs w:val="16"/>
-        </w:rPr>
-        <w:t xml:space="preserve">info: What is the release year of Inception?</w:t>
-      </w:r>
-    </w:p>
-    <w:p>
-      <w:pPr>
-        <w:keepNext/>
-        <w:pBdr>
-          <w:top w:val="single" w:color="A9C4A0" w:sz="4" w:space="4"/>
-          <w:left w:val="single" w:color="A9C4A0" w:sz="4" w:space="4"/>
-          <w:bottom w:val="single" w:color="A9C4A0" w:sz="4" w:space="4"/>
-          <w:right w:val="single" w:color="A9C4A0" w:sz="4" w:space="4"/>
-        </w:pBdr>
-        <w:shd w:fill="F1F7EE" w:color="auto" w:val="clear"/>
-        <w:spacing w:after="0" w:before="0" w:line="240"/>
-        <w:ind w:left="113" w:right="113"/>
-      </w:pPr>
-      <w:r>
-        <w:rPr>
-          <w:rFonts w:ascii="Courier New" w:cs="Courier New" w:eastAsia="Courier New" w:hAnsi="Courier New"/>
-          <w:sz w:val="16"/>
-          <w:szCs w:val="16"/>
-        </w:rPr>
-        <w:t xml:space="preserve">info: Answer: 2010</w:t>
-      </w:r>
-    </w:p>
-    <w:p>
-      <w:pPr>
-        <w:keepNext/>
-        <w:pBdr>
-          <w:top w:val="single" w:color="A9C4A0" w:sz="4" w:space="4"/>
-          <w:left w:val="single" w:color="A9C4A0" w:sz="4" w:space="4"/>
-          <w:bottom w:val="single" w:color="A9C4A0" w:sz="4" w:space="4"/>
-          <w:right w:val="single" w:color="A9C4A0" w:sz="4" w:space="4"/>
-        </w:pBdr>
-        <w:shd w:fill="F1F7EE" w:color="auto" w:val="clear"/>
-        <w:spacing w:after="0" w:before="0" w:line="240"/>
-        <w:ind w:left="113" w:right="113"/>
-      </w:pPr>
-      <w:r>
-        <w:rPr>
-          <w:rFonts w:ascii="Courier New" w:cs="Courier New" w:eastAsia="Courier New" w:hAnsi="Courier New"/>
-          <w:sz w:val="16"/>
-          <w:szCs w:val="16"/>
-        </w:rPr>
-        <w:t xml:space="preserve">info: What is the release year of The Matrix?</w:t>
-      </w:r>
-    </w:p>
-    <w:p>
-      <w:pPr>
-        <w:keepNext/>
-        <w:pBdr>
-          <w:top w:val="single" w:color="A9C4A0" w:sz="4" w:space="4"/>
-          <w:left w:val="single" w:color="A9C4A0" w:sz="4" w:space="4"/>
-          <w:bottom w:val="single" w:color="A9C4A0" w:sz="4" w:space="4"/>
-          <w:right w:val="single" w:color="A9C4A0" w:sz="4" w:space="4"/>
-        </w:pBdr>
-        <w:shd w:fill="F1F7EE" w:color="auto" w:val="clear"/>
-        <w:spacing w:after="0" w:before="0" w:line="240"/>
-        <w:ind w:left="113" w:right="113"/>
-      </w:pPr>
-      <w:r>
-        <w:rPr>
-          <w:rFonts w:ascii="Courier New" w:cs="Courier New" w:eastAsia="Courier New" w:hAnsi="Courier New"/>
-          <w:sz w:val="16"/>
-          <w:szCs w:val="16"/>
-        </w:rPr>
-        <w:t xml:space="preserve">info: Answer: 1999</w:t>
-      </w:r>
-    </w:p>
-    <w:p>
-      <w:pPr>
-        <w:keepNext/>
-        <w:pBdr>
-          <w:top w:val="single" w:color="A9C4A0" w:sz="4" w:space="4"/>
-          <w:left w:val="single" w:color="A9C4A0" w:sz="4" w:space="4"/>
-          <w:bottom w:val="single" w:color="A9C4A0" w:sz="4" w:space="4"/>
-          <w:right w:val="single" w:color="A9C4A0" w:sz="4" w:space="4"/>
-        </w:pBdr>
-        <w:shd w:fill="F1F7EE" w:color="auto" w:val="clear"/>
-        <w:spacing w:after="0" w:before="0" w:line="240"/>
-        <w:ind w:left="113" w:right="113"/>
-      </w:pPr>
-      <w:r>
-        <w:rPr>
-          <w:rFonts w:ascii="Courier New" w:cs="Courier New" w:eastAsia="Courier New" w:hAnsi="Courier New"/>
-          <w:sz w:val="16"/>
-          <w:szCs w:val="16"/>
-        </w:rPr>
-        <w:t xml:space="preserve">info: What is the release year of The Godfather?</w:t>
-      </w:r>
-    </w:p>
-    <w:p>
-      <w:pPr>
-        <w:keepNext w:val="false"/>
-        <w:pBdr>
-          <w:top w:val="single" w:color="A9C4A0" w:sz="4" w:space="4"/>
-          <w:left w:val="single" w:color="A9C4A0" w:sz="4" w:space="4"/>
-          <w:bottom w:val="single" w:color="A9C4A0" w:sz="4" w:space="4"/>
-          <w:right w:val="single" w:color="A9C4A0" w:sz="4" w:space="4"/>
-        </w:pBdr>
-        <w:shd w:fill="F1F7EE" w:color="auto" w:val="clear"/>
-        <w:spacing w:after="160" w:before="0" w:line="240"/>
-        <w:ind w:left="113" w:right="113"/>
-      </w:pPr>
-      <w:r>
-        <w:rPr>
-          <w:rFonts w:ascii="Courier New" w:cs="Courier New" w:eastAsia="Courier New" w:hAnsi="Courier New"/>
-          <w:sz w:val="16"/>
-          <w:szCs w:val="16"/>
-        </w:rPr>
-        <w:t xml:space="preserve">info: Answer: 1972</w:t>
+        <w:spacing w:before="120" w:line="240" w:lineRule="auto"/>
+        <w:jc w:val="center"/>
+      </w:pPr>
+      <w:r>
+        <w:drawing>
+          <wp:inline distT="0" distB="0" distL="0" distR="0">
+            <wp:extent cx="5829300" cy="1200150"/>
+            <wp:effectExtent t="0" r="0" b="0" l="0"/>
+            <wp:docPr id="1" name="" descr="" title=""/>
+            <wp:cNvGraphicFramePr>
+              <a:graphicFrameLocks xmlns:a="http://schemas.openxmlformats.org/drawingml/2006/main" noChangeAspect="1"/>
+            </wp:cNvGraphicFramePr>
+            <a:graphic xmlns:a="http://schemas.openxmlformats.org/drawingml/2006/main">
+              <a:graphicData uri="http://schemas.openxmlformats.org/drawingml/2006/picture">
+                <pic:pic xmlns:pic="http://schemas.openxmlformats.org/drawingml/2006/picture">
+                  <pic:nvPicPr>
+                    <pic:cNvPr id="0" name="" descr=""/>
+                    <pic:cNvPicPr>
+                      <a:picLocks noChangeAspect="1" noChangeArrowheads="1"/>
+                    </pic:cNvPicPr>
+                  </pic:nvPicPr>
+                  <pic:blipFill>
+                    <a:blip r:embed="rId10" cstate="none"/>
+                    <a:srcRect/>
+                    <a:stretch>
+                      <a:fillRect/>
+                    </a:stretch>
+                  </pic:blipFill>
+                  <pic:spPr bwMode="auto">
+                    <a:xfrm>
+                      <a:off x="0" y="0"/>
+                      <a:ext cx="5829300" cy="1200150"/>
+                    </a:xfrm>
+                    <a:prstGeom prst="rect">
+                      <a:avLst/>
+                    </a:prstGeom>
+                  </pic:spPr>
+                </pic:pic>
+              </a:graphicData>
+            </a:graphic>
+          </wp:inline>
+        </w:drawing>
+      </w:r>
+    </w:p>
+    <w:p>
+      <w:pPr>
+        <w:spacing w:after="200" w:before="60"/>
+        <w:jc w:val="center"/>
+      </w:pPr>
+      <w:r>
+        <w:rPr>
+          <w:sz w:val="24"/>
+          <w:szCs w:val="24"/>
+        </w:rPr>
+        <w:t xml:space="preserve">Рисунок 3 — вывод Movie Quiz в Logcat</w:t>
       </w:r>
     </w:p>
     <w:p>
@@ -3210,7 +1960,7 @@
     </w:rPrDefault>
     <w:pPrDefault>
       <w:pPr>
-        <w:spacing w:line="276"/>
+        <w:spacing w:line="276" w:lineRule="auto"/>
       </w:pPr>
     </w:pPrDefault>
   </w:docDefaults>
